--- a/kit/hipaa/hipaa-gde-01-hipaa-in-plain-words.docx
+++ b/kit/hipaa/hipaa-gde-01-hipaa-in-plain-words.docx
@@ -890,6 +890,18 @@
           <w:b w:val="0"/>
           <w:i w:val="0"/>
         </w:rPr>
+        <w:t>PB-11 HIPAA readiness playbook</w:t>
+      </w:r>
+    </w:p>
+    <w:p>
+      <w:pPr>
+        <w:pStyle w:val="ListBullet"/>
+      </w:pPr>
+      <w:r>
+        <w:rPr>
+          <w:b w:val="0"/>
+          <w:i w:val="0"/>
+        </w:rPr>
         <w:t>HIPAA-REG-01 HIPAA Security Rule safeguard matrix</w:t>
       </w:r>
     </w:p>
